--- a/交付成果/第三轮修订版/第三轮4周版/读书会25_随念修习全系列（七随念与食厌想）_4周资料包（第三版修订）/Word版/第1周_总论与佛随念_主持人版.docx
+++ b/交付成果/第三轮修订版/第三轮4周版/读书会25_随念修习全系列（七随念与食厌想）_4周资料包（第三版修订）/Word版/第1周_总论与佛随念_主持人版.docx
@@ -10696,6 +10696,81 @@
           <w:b w:val="0"/>
         </w:rPr>
         <w:t>&lt;!--EXT_READ--&gt;</w:t>
+      </w:r>
+    </w:p>
+    <w:p>
+      <w:r>
+        <w:rPr>
+          <w:b/>
+          <w:color w:val="1F3864"/>
+          <w:sz w:val="26"/>
+        </w:rPr>
+        <w:t>🖼 课件原图（源 PDF 渲染·供投屏）</w:t>
+      </w:r>
+    </w:p>
+    <w:p>
+      <w:pPr>
+        <w:ind w:left="170"/>
+        <w:pBdr>
+          <w:left w:val="single" w:sz="18" w:space="4" w:color="1F3864"/>
+        </w:pBdr>
+        <w:shd w:val="clear" w:fill="F2F5FA"/>
+      </w:pPr>
+      <w:r>
+        <w:rPr>
+          <w:b w:val="0"/>
+        </w:rPr>
+        <w:t>下列图片为正文标注「图形页／无法逐字提取／图版」处对应的</w:t>
+      </w:r>
+      <w:r>
+        <w:rPr>
+          <w:b/>
+        </w:rPr>
+        <w:t>源课件整页渲染</w:t>
+      </w:r>
+      <w:r>
+        <w:rPr>
+          <w:b w:val="0"/>
+        </w:rPr>
+        <w:t>（自知识库媒体导出后 pymupdf 渲染，供投屏或板书对照）；每页标注源材料与页码。《共读原文》文字一字未改。</w:t>
+      </w:r>
+    </w:p>
+    <w:p>
+      <w:r>
+        <w:rPr>
+          <w:b/>
+        </w:rPr>
+        <w:t>拼版总图（整册缩略·目视定位用）</w:t>
+      </w:r>
+    </w:p>
+    <w:p>
+      <w:pPr>
+        <w:pStyle w:val="ListBullet"/>
+      </w:pPr>
+      <w:r>
+        <w:rPr>
+          <w:b w:val="0"/>
+        </w:rPr>
+        <w:t>《16_佛随念-天人导师-古源尊者-20250120（课件）》：![拼版总图·《16_佛随念-天人导师-古源尊者-20250120（课件）》](课件原图/拼版_7220647b.png)</w:t>
+      </w:r>
+    </w:p>
+    <w:p>
+      <w:r>
+        <w:rPr>
+          <w:b/>
+        </w:rPr>
+        <w:t>图形页（目视定位所得）</w:t>
+      </w:r>
+    </w:p>
+    <w:p>
+      <w:pPr>
+        <w:pStyle w:val="ListBullet"/>
+      </w:pPr>
+      <w:r>
+        <w:rPr>
+          <w:b w:val="0"/>
+        </w:rPr>
+        <w:t>《16_佛随念-天人导师-古源尊者-20250120（课件）》第3页（结构图·「天人师 satthā devamanussānam」巴利语义结构）：![课件原图·《16_佛随念-天人导师-古源尊者-20250120（课件）》·第3页](课件原图/课件原图_7220647b_p03.png)</w:t>
       </w:r>
     </w:p>
     <w:sectPr>

--- a/交付成果/第三轮修订版/第三轮4周版/读书会25_随念修习全系列（七随念与食厌想）_4周资料包（第三版修订）/Word版/第1周_总论与佛随念_主持人版.docx
+++ b/交付成果/第三轮修订版/第三轮4周版/读书会25_随念修习全系列（七随念与食厌想）_4周资料包（第三版修订）/Word版/第1周_总论与佛随念_主持人版.docx
@@ -1745,22 +1745,22 @@
         <w:rPr>
           <w:b w:val="0"/>
         </w:rPr>
-        <w:t>[00:26:12.220] 佛陀教导的业处呢？我们分两类，一类叫职业处，一类叫观业处。啊，</w:t>
-      </w:r>
-    </w:p>
-    <w:p>
-      <w:pPr>
-        <w:ind w:left="170"/>
-        <w:pBdr>
-          <w:left w:val="single" w:sz="18" w:space="4" w:color="1F3864"/>
-        </w:pBdr>
-        <w:shd w:val="clear" w:fill="F2F5FA"/>
-      </w:pPr>
-      <w:r>
-        <w:rPr>
-          <w:b w:val="0"/>
-        </w:rPr>
-        <w:t>[00:26:21.020] 职业处呢，佛陀总共教导过四十种啊，四十种呢，叫十变十不净，</w:t>
+        <w:t>[00:26:12.220] 佛陀教导的业处呢？我们分两类，一类叫止业处，一类叫观业处。啊，</w:t>
+      </w:r>
+    </w:p>
+    <w:p>
+      <w:pPr>
+        <w:ind w:left="170"/>
+        <w:pBdr>
+          <w:left w:val="single" w:sz="18" w:space="4" w:color="1F3864"/>
+        </w:pBdr>
+        <w:shd w:val="clear" w:fill="F2F5FA"/>
+      </w:pPr>
+      <w:r>
+        <w:rPr>
+          <w:b w:val="0"/>
+        </w:rPr>
+        <w:t>[00:26:21.020] 止业处呢，佛陀总共教导过四十种啊，四十种呢，叫十遍十不净，</w:t>
       </w:r>
     </w:p>
     <w:p>
@@ -1839,7 +1839,7 @@
         <w:rPr>
           <w:b w:val="0"/>
         </w:rPr>
-        <w:t>[00:26:46.540] 十个变呢，就地水火风青黄红白，光明变，性变，虚空变。嗯。</w:t>
+        <w:t>[00:26:46.540] 十个遍呢，就地水火风青黄红白，光明变，性变，虚空变。嗯。</w:t>
       </w:r>
     </w:p>
     <w:p>
@@ -2548,7 +2548,7 @@
         <w:rPr>
           <w:b w:val="0"/>
         </w:rPr>
-        <w:t>[00:47:52.630] 你就是要投身到比梵天，比多率天的那个寿命更长的梵天界。啊。啊，那么你能力也更强，然后那个时候用你的天眼去观察弥勒菩萨现在在哪里，去给他结个缘呐，给他洗洗脚啊，对啊，就是做他的弟子啊，对，然后他到兜率天投生的时候，你从梵天界。决意死去，投身到啊，这个多塞田啊，然后陪着这个弥勒菩萨，那么他下来成佛的时候，你跟他一块下来做他身边的弟子啊，那你不正都很难对吧？哎，</w:t>
+        <w:t>[00:47:52.630] 你就是要投身到比梵天，比兜率天的那个寿命更长的梵天界。啊。啊，那么你能力也更强，然后那个时候用你的天眼去观察弥勒菩萨现在在哪里，去给他结个缘呐，给他洗洗脚啊，对啊，就是做他的弟子啊，对，然后他到兜率天投生的时候，你从梵天界。决意死去，投身到啊，这个兜率天啊，然后陪着这个弥勒菩萨，那么他下来成佛的时候，你跟他一块下来做他身边的弟子啊，那你不正都很难对吧？哎，</w:t>
       </w:r>
     </w:p>
     <w:p>
@@ -2743,7 +2743,7 @@
         <w:rPr>
           <w:b w:val="0"/>
         </w:rPr>
-        <w:t>[00:52:27.820] 然后入出习练啊，那入出习练呢，这个我们已经一直在主要在学啊们在这个时代的人呢，我们主推入世习练。原因是什么呢？因为这个时代的人呢，心很不容易安静。啊，心很不容易安静的让你修一个，你一下子就起不稳定的变长，想长时间安住在上面，难度很大。对，当然呢，如果你上一生你本来就是在色界天，你修的就是变场，你进行定来到这个世界啊，那你就是随便一闭眼睛，那个变相就在你眼前。啊，那你就修那个没有问题，所以每个人不一样啊。</w:t>
+        <w:t>[00:52:27.820] 然后入出息念啊，那入出息念呢，这个我们已经一直在主要在学啊们在这个时代的人呢，我们主推入出息念。原因是什么呢？因为这个时代的人呢，心很不容易安静。啊，心很不容易安静的让你修一个，你一下子就起不稳定的遍禅，想长时间安住在上面，难度很大。对，当然呢，如果你上一生你本来就是在色界天，你修的就是遍禅，你进行定来到这个世界啊，那你就是随便一闭眼睛，那个变相就在你眼前。啊，那你就修那个没有问题，所以每个人不一样啊。</w:t>
       </w:r>
     </w:p>
     <w:p>
@@ -2819,7 +2819,22 @@
         <w:rPr>
           <w:b w:val="0"/>
         </w:rPr>
-        <w:t>[00:53:15.060] 入出行练呢，可以真得出场二三三三四场啊。入出行练的出禅二三三四场啊。我个人觉得经典也是这么讲的，就是所有的禅那里面你可以修到那个定力最强最稳定的啊。所以佛陀也专门赞叹在书上也讲过啊，四范住呢，就是这个慈悲喜舍四梵住啊。那这种饭为什么称为半住呢啊，因为他是梵天人啊，他自然而然就有了这样的心啊。慈呢，就是啊，你祝愿啊，这个众生呢，他。不失去他的成就啊，就是取众生快乐的样子啊。以这个众生快乐为所愿啊，希望他拥有快乐，不失去快乐，这样身心都愉悦啊，这样的一个角度喽啊，</w:t>
+        <w:t>[00:53:13.300] 好。</w:t>
+      </w:r>
+    </w:p>
+    <w:p>
+      <w:pPr>
+        <w:ind w:left="170"/>
+        <w:pBdr>
+          <w:left w:val="single" w:sz="18" w:space="4" w:color="1F3864"/>
+        </w:pBdr>
+        <w:shd w:val="clear" w:fill="F2F5FA"/>
+      </w:pPr>
+      <w:r>
+        <w:rPr>
+          <w:b w:val="0"/>
+        </w:rPr>
+        <w:t>[00:53:15.060] 入出息念呢，可以证得初禅二禅三禅四禅啊。入出息念的初禅二禅三禅四禅啊。我个人觉得经典也是这么讲的，就是所有的禅那里面你可以修到那个定力最强最稳定的啊。所以佛陀也专门赞叹在书上也讲过啊，四梵住呢，就是这个慈悲喜舍四梵住啊。那这种梵为什么称为梵住呢啊，因为他是梵天人啊，他自然而然就有了这样的心啊。慈呢，就是啊，你祝愿啊，这个众生呢，他。不失去他的成就啊，就是取众生快乐的样子啊。以这个众生快乐为所愿啊，希望他拥有快乐，不失去快乐，这样身心都愉悦啊，这样的一个角度喽啊，</w:t>
       </w:r>
     </w:p>
     <w:p>
@@ -2939,37 +2954,37 @@
         <w:rPr>
           <w:b w:val="0"/>
         </w:rPr>
-        <w:t>[00:57:19.640] 要搞明白，所以基于这样一个角度呢，你升起这个舍了啊啊生起这个舍心啊，所以呢，这个一切众生都是业的所有者。那你跟你亲爱的之或者亲近的人之间的关系是什么呢？亲子缘的关系，它是不是业缘的关系？亲子缘的关系好。好，那么这个四半住啊四无色呢就空无边住定，事无无所有处定啊是无啊，这个这个空无边住定，事无边注定无所有处定和非想非非想处定那。它这个空无边处定啊，这个四种色界禅呢。它跟前面的四种啊，这个一二三四禅有什么区别呢。</w:t>
-      </w:r>
-    </w:p>
-    <w:p>
-      <w:pPr>
-        <w:ind w:left="170"/>
-        <w:pBdr>
-          <w:left w:val="single" w:sz="18" w:space="4" w:color="1F3864"/>
-        </w:pBdr>
-        <w:shd w:val="clear" w:fill="F2F5FA"/>
-      </w:pPr>
-      <w:r>
-        <w:rPr>
-          <w:b w:val="0"/>
-        </w:rPr>
-        <w:t>[00:58:14.460] 啊一二三四禅。啊在十遍里面，包括这个生之念啊，包括这个入数习练啊，这些呢示范住啊。他们的。不同和相同的点是什么呢？</w:t>
-      </w:r>
-    </w:p>
-    <w:p>
-      <w:pPr>
-        <w:ind w:left="170"/>
-        <w:pBdr>
-          <w:left w:val="single" w:sz="18" w:space="4" w:color="1F3864"/>
-        </w:pBdr>
-        <w:shd w:val="clear" w:fill="F2F5FA"/>
-      </w:pPr>
-      <w:r>
-        <w:rPr>
-          <w:b w:val="0"/>
-        </w:rPr>
-        <w:t>[00:58:33.680] 啊，比如说入数习念，从初禅到四禅，它的所缘呢，都是入出息的概念。白变呢，从初禅到四场，它的所缘都是百变。好。啊，但是它的不同在哪里呢？</w:t>
+        <w:t>[00:57:19.640] 要搞明白，所以基于这样一个角度呢，你升起这个舍了啊啊生起这个舍心啊，所以呢，这个一切众生都是业的所有者。那你跟你亲爱的之或者亲近的人之间的关系是什么呢？亲子缘的关系，它是不是业缘的关系？亲子缘的关系好。好，那么这个四梵住啊四无色呢就空无边住定，事无无所有处定啊是无啊，这个这个空无边住定，事无边注定无所有处定和非想非非想处定那。它这个空无边处定啊，这个四种色界禅呢。它跟前面的四种啊，这个一二三四禅有什么区别呢。</w:t>
+      </w:r>
+    </w:p>
+    <w:p>
+      <w:pPr>
+        <w:ind w:left="170"/>
+        <w:pBdr>
+          <w:left w:val="single" w:sz="18" w:space="4" w:color="1F3864"/>
+        </w:pBdr>
+        <w:shd w:val="clear" w:fill="F2F5FA"/>
+      </w:pPr>
+      <w:r>
+        <w:rPr>
+          <w:b w:val="0"/>
+        </w:rPr>
+        <w:t>[00:58:14.460] 啊一二三四禅。啊在十遍里面，包括这个生之念啊，包括这个入出息念啊，这些呢示范住啊。他们的。不同和相同的点是什么呢？</w:t>
+      </w:r>
+    </w:p>
+    <w:p>
+      <w:pPr>
+        <w:ind w:left="170"/>
+        <w:pBdr>
+          <w:left w:val="single" w:sz="18" w:space="4" w:color="1F3864"/>
+        </w:pBdr>
+        <w:shd w:val="clear" w:fill="F2F5FA"/>
+      </w:pPr>
+      <w:r>
+        <w:rPr>
+          <w:b w:val="0"/>
+        </w:rPr>
+        <w:t>[00:58:33.680] 啊，比如说入出息念，从初禅到四禅，它的所缘呢，都是入出息的概念。白遍呢，从初禅到四禅，它的所缘都是白遍。好。啊，但是它的不同在哪里呢？</w:t>
       </w:r>
     </w:p>
     <w:p>
@@ -3164,7 +3179,7 @@
         <w:rPr>
           <w:b w:val="0"/>
         </w:rPr>
-        <w:t>[01:03:37.600] 我们大概是这样的过程，那不管是从出场啊，一直到非想非非想注定啊啊，他都要修习五自在啊，所谓五自在呢，就是入定自在，出定自在。啊，注定自在，省察自在转向自在。啊简单来讲就是你随时想入定啊。就可以入定。</w:t>
+        <w:t>[01:03:37.600] 我们大概是这样的过程，那不管是从初禅啊，一直到非想非非想处定啊啊，他都要修习五自在啊，所谓五自在呢，就是入定自在，出定自在。啊，注定自在，省察自在转向自在。啊简单来讲就是你随时想入定啊。就可以入定。</w:t>
       </w:r>
     </w:p>
     <w:p>
@@ -3384,7 +3399,7 @@
         <w:rPr>
           <w:b w:val="0"/>
         </w:rPr>
-        <w:t>[00:47:25.460] 啊，这是一切业处。好，那么根本业处呢啊，就刚才讲的，我们在这个时代呢，更多的啊是通过啊。这个入出席和啊世界差别来休息哈，啊那世界差别呢，它比较复杂啊。呃，而且它不容易修起来啊，所以呢，我们大部分的时候呢，就是通过这个入出息呢，来作为啊，第一阶段的我们的这个根本业主的教导啊。</w:t>
+        <w:t>[00:47:25.460] 啊，这是一切业处。好，那么根本业处呢啊，就刚才讲的，我们在这个时代呢，更多的啊是通过啊。这个入出息和啊界差别来休息哈，啊那世界差别呢，它比较复杂啊。呃，而且它不容易修起来啊，所以呢，我们大部分的时候呢，就是通过这个入出息呢，来作为啊，第一阶段的我们的这个根本业主的教导啊。</w:t>
       </w:r>
     </w:p>
     <w:p>
@@ -3414,7 +3429,7 @@
         <w:rPr>
           <w:b w:val="0"/>
         </w:rPr>
-        <w:t>[00:48:23.560] 啊，这是啊，佛陀教导的啊，所以啊，露出席面呢，一直被佛陀赞叹，而且佛陀即使证悟以后呢，他在很多时间里面都修不出行面啊，在这个啊。这个在经典里面经常就会出现说有些外道就就问说，诶你这个沙门沟的吗。他们日间的住处都是什么啊啊啊，然后佛陀就会跟他讲说以后你跟他讲我修入出息念啊对对，那佛陀就很赞叹，露洗脸啊，他这个不杂清净啊哈。啊，那所以那露出洗练呢，这个这个为什么会被一切诸佛所青睐啊所以使用呢，因为露出洗练呢，作为一个这个不管是初学者啊，还是说修习成功成功的人啊。你会发现呢，入住许愿所能获得的病例啊，是最深的啊。</w:t>
+        <w:t>[00:48:23.560] 啊，这是啊，佛陀教导的啊，所以啊，入出息呢，一直被佛陀赞叹，而且佛陀即使证悟以后呢，他在很多时间里面都修入出息啊，在这个啊。这个在经典里面经常就会出现说有些外道就就问说，诶你这个沙门沟的吗。他们日间的住处都是什么啊啊啊，然后佛陀就会跟他讲说以后你跟他讲我修入出息念啊对对，那佛陀就很赞叹，入出息啊，他这个不杂清净啊哈。啊，那所以那入出息呢，这个这个为什么会被一切诸佛所青睐啊所以使用呢，因为入出息呢，作为一个这个不管是初学者啊，还是说修习成功成功的人啊。你会发现呢，入出息所能获得的定力啊，是最深的啊。</w:t>
       </w:r>
     </w:p>
     <w:p>
@@ -3474,7 +3489,7 @@
         <w:rPr>
           <w:b w:val="0"/>
         </w:rPr>
-        <w:t>[00:49:57.940] 啊，那我们如果修变长啊修变长，比如说哎修白便你取一下这个白啊，眼睛闭起来那个白呢，它不会很清楚的呈现，但你越修呢，那个白就会越越来越白，然后越来越亮啊。那这个是这个变长，它也是这样的，但入出席呢是这样，就是我们比如说刚刚外面跑一圈，跑跑步跑一圈回来坐下来，那个呼吸最重呢，就越来越喘的，嗯，对，那么随着你坐起来越来越平静，呼吸越来越微弱。啊，然后你的定力越来越高呢，呼吸越来越微细，</w:t>
+        <w:t>[00:49:57.940] 啊，那我们如果修遍禅啊修遍禅，比如说哎修白遍你取一下这个白啊，眼睛闭起来那个白呢，它不会很清楚的呈现，但你越修呢，那个白就会越越来越白，然后越来越亮啊。那这个是这个遍禅，它也是这样的，但入出息呢是这样，就是我们比如说刚刚外面跑一圈，跑跑步跑一圈回来坐下来，那个呼吸最重呢，就越来越喘的，嗯，对，那么随着你坐起来越来越平静，呼吸越来越微弱。啊，然后你的定力越来越高呢，呼吸越来越微细，</w:t>
       </w:r>
     </w:p>
     <w:p>
@@ -3519,7 +3534,7 @@
         <w:rPr>
           <w:b w:val="0"/>
         </w:rPr>
-        <w:t>[00:51:20.540] 那再一个呢，佛陀又讲说不出露出席绝不是给那个散乱啊，愚痴的人修的。他有讲说那就是要很专注啊，善根利器的人才能修的，为什么？因为他确实不容易，因为他越来越微细啊。所以呢，</w:t>
+        <w:t>[00:51:20.540] 那再一个呢，佛陀又讲说不出入出息绝不是给那个散乱啊，愚痴的人修的。他有讲说那就是要很专注啊，善根利器的人才能修的，为什么？因为他确实不容易，因为他越来越微细啊。所以呢，</w:t>
       </w:r>
     </w:p>
     <w:p>
@@ -3588,7 +3603,19 @@
         <w:rPr>
           <w:b w:val="0"/>
         </w:rPr>
-        <w:t>（一切诸佛证悟所用、得定最深、但越修越微细故须学修并重）」并置，正合本周总论「四护卫禅分工＋四十种业处之根本」的落点。转写「护胃肠／护胃团」＝护卫禅、「散热生风和水执念」＝（佛随念、）慈心、不净随念与死随念、「世界差别」＝界差别、「露出息／入出息」＝入出息念，一律照录保留。</w:t>
+        <w:t>（一切诸佛证悟所用、得定最深、但越修越微细故须学修并重）」并置，正合本周总论「四护卫禅分工＋四十种业处之根本」的落点。转写「护胃肠／护胃团」＝护卫禅、「散热生风和水执念」＝（佛随念、）慈心、不净随念与死随念、「世界差别」＝界差别、「露出息／入出息」＝入出息念——</w:t>
+      </w:r>
+      <w:r>
+        <w:rPr>
+          <w:b/>
+        </w:rPr>
+        <w:t>第三轮·统一校订已在正文将上述讹字改直用正字</w:t>
+      </w:r>
+      <w:r>
+        <w:rPr>
+          <w:b w:val="0"/>
+        </w:rPr>
+        <w:t>。</w:t>
       </w:r>
     </w:p>
     <w:p>
@@ -5473,7 +5500,7 @@
         <w:rPr>
           <w:b w:val="0"/>
         </w:rPr>
-        <w:t>[00:04:28.680] 政治觉者哦，啊，也有翻译成叫等正觉者啊，那么古人翻译成叫阿鸟多罗三藐三菩提。啊，阿鲁达拉啊，阿鲁达拉达马三不陀，阿鲁达拉就是无上的啊，这个这个最高的啊，在三藐三步头，三三就是这个三么就是正三步多啊，就正觉者三么三步头就是政治抉者的意思，无上政治抉者。阿鲁达罗三马丹不头。啊，古人翻译成阿耨多罗三藐三菩提。那其实这个语音上也是一样的，那么它的根本的意思呢，就是没无师自通证悟的四圣谛啊，成就了一切资质，那就是啊，等正觉者的意思的功德。第三个是明行具足好，那个维家迦南上班的。</w:t>
+        <w:t>[00:04:28.680] 正自觉者哦，啊，也有翻译成叫等正觉者啊，那么古人翻译成叫阿鸟多罗三藐三菩提。啊，阿鲁达拉啊，阿鲁达拉达马三不陀，阿鲁达拉就是无上的啊，这个这个最高的啊，在三藐三步头，三三就是这个三么就是正三步多啊，就正觉者三么三步头就是正自觉者的意思，无上正自觉者。阿鲁达罗三马丹不头。啊，古人翻译成阿耨多罗三藐三菩提。那其实这个语音上也是一样的，那么它的根本的意思呢，就是没无师自通证悟的四圣谛啊，成就了一切资质，那就是啊，等正觉者的意思的功德。第三个是明行具足好，那个维家迦南上班的。</w:t>
       </w:r>
     </w:p>
     <w:p>
@@ -5668,22 +5695,22 @@
         <w:rPr>
           <w:b w:val="0"/>
         </w:rPr>
-        <w:t>[00:10:33.525] 所以，佛陀是一个善过来人啊。佛陀是基于涅槃中行，佛陀已经断除了各种烦恼中的正行。那我们这样去意念赞叹啊，佛陀这个善事的功德啊，这个就是苏干豆啊，善事。那第五个就是时间点。那佛陀依照世间的自信呢？依照世间极其的原因呢？依照世间灭和即灭的方便呢？啊，而普遍的了知通达于世界。</w:t>
-      </w:r>
-    </w:p>
-    <w:p>
-      <w:pPr>
-        <w:ind w:left="170"/>
-        <w:pBdr>
-          <w:left w:val="single" w:sz="18" w:space="4" w:color="1F3864"/>
-        </w:pBdr>
-        <w:shd w:val="clear" w:fill="F2F5FA"/>
-      </w:pPr>
-      <w:r>
-        <w:rPr>
-          <w:b w:val="0"/>
-        </w:rPr>
-        <w:t>[00:11:04.020] 那这个世间呢啊，这个有三种时间哦，一个是形世间，一个是有情世间，一个是空间时间。那这个行世间是什么呢？啊，这个行世间呢，就是啊，佛陀呢有分成十八类啊，就是说一世间是什么，一切有情一时而住。我们昨天讲到了第二个世间是名色啊，这个世间是名色组成的。第三个世间呢，有三种受啊，就是乐受苦受不苦不乐收。第四种世间呢，叫四食。我们昨天讲到黄食啊，或者叫断食促食施食食食啊。</w:t>
+        <w:t>[00:10:33.525] 所以，佛陀是一个善过来人啊。佛陀是基于涅槃中行，佛陀已经断除了各种烦恼中的正行。那我们这样去意念赞叹啊，佛陀这个善事的功德啊，这个就是苏干豆啊，善事。那第五个就是世间解。那佛陀依照世间的自信呢？依照世间极其的原因呢？依照世间灭和即灭的方便呢？啊，而普遍的了知通达于世界。</w:t>
+      </w:r>
+    </w:p>
+    <w:p>
+      <w:pPr>
+        <w:ind w:left="170"/>
+        <w:pBdr>
+          <w:left w:val="single" w:sz="18" w:space="4" w:color="1F3864"/>
+        </w:pBdr>
+        <w:shd w:val="clear" w:fill="F2F5FA"/>
+      </w:pPr>
+      <w:r>
+        <w:rPr>
+          <w:b w:val="0"/>
+        </w:rPr>
+        <w:t>[00:11:04.020] 那这个世间呢啊，这个有三种世间哦，一个是行世间，一个是有情世间，一个是空间世间。那这个行世间是什么呢？啊，这个行世间呢，就是啊，佛陀呢有分成十八类啊，就是说一世间是什么，一切有情一时而住。我们昨天讲到了第二个世间是名色啊，这个世间是名色组成的。第三个世间呢，有三种受啊，就是乐受苦受不苦不乐收。第四种世间呢，叫四食。我们昨天讲到黄食啊，或者叫断食促食施食食食啊。</w:t>
       </w:r>
     </w:p>
     <w:p>
@@ -5824,7 +5851,7 @@
         <w:rPr>
           <w:b w:val="0"/>
         </w:rPr>
-        <w:t>[00:14:55.180] 那第六个是无上士阿鲁达萨拉啊，无上士调逸丈夫。那这个无上师是阿鲁达罗，小语上是菩利萨南么？萨啊，那么萨达萨提。阿鲁达罗，古利萨达玛萨拉提啊，巴利萨达玛萨拉提是调御丈夫，阿鲁达罗是无上师。那有些人是把它合起来，有些人是把它分开啊。那么如果分开呢？无上事阿鲁达就是没有人能够超过佛陀的功德德行啊，无过于他者称为无上师。啊。那什么德呢？就是我们讲佛陀刚才讲的十五种行嘛。好，他的戒德是世间最清净的啊，他的这个啊，定的德啊，慧的德啊，解脱的德啊，解脱知见的德啊，也都是无上的啊。</w:t>
+        <w:t>[00:14:55.180] 那第六个是无上士阿鲁达萨拉啊，无上士调御丈夫。那这个无上师是阿鲁达罗，小语上是菩利萨南么？萨啊，那么萨达萨提。阿鲁达罗，古利萨达玛萨拉提啊，巴利萨达玛萨拉提是调御丈夫，阿鲁达罗是无上师。那有些人是把它合起来，有些人是把它分开啊。那么如果分开呢？无上事阿鲁达就是没有人能够超过佛陀的功德德行啊，无过于他者称为无上师。啊。那什么德呢？就是我们讲佛陀刚才讲的十五种行嘛。好，他的戒德是世间最清净的啊，他的这个啊，定的德啊，慧的德啊，解脱的德啊，解脱知见的德啊，也都是无上的啊。</w:t>
       </w:r>
     </w:p>
     <w:p>
@@ -5914,22 +5941,22 @@
         <w:rPr>
           <w:b w:val="0"/>
         </w:rPr>
-        <w:t>[00:18:15.980] 阿鲁达罗菩利萨达玛萨拉提的这个功德哈。第八个呢，就是天人导师萨塔台瓦玛路撒那。啊，这个这个萨特呢，就是这个。这个所有的啊，这个德瓦是骗人，马路撒那啊，就是老师。啊，他通过以现世、来世以及圣义地给予适当的教诲，他对被称为老师啊。那。这个天人老师导师呢，只是简说啊，刚才我们提到了，其实佛陀不仅仅教化天和人，他还教化畜生啊，鬼类啊，夜叉啊，好啊，佛陀会根据他的因缘而度化他。所以我们可以随喜赞叹佛陀的这种伟大导师的功德了啊啊，那么第九个是不透，不透大家就很熟，就是佛陀。</w:t>
-      </w:r>
-    </w:p>
-    <w:p>
-      <w:pPr>
-        <w:ind w:left="170"/>
-        <w:pBdr>
-          <w:left w:val="single" w:sz="18" w:space="4" w:color="1F3864"/>
-        </w:pBdr>
-        <w:shd w:val="clear" w:fill="F2F5FA"/>
-      </w:pPr>
-      <w:r>
-        <w:rPr>
-          <w:b w:val="0"/>
-        </w:rPr>
-        <w:t>[00:19:11.540] 不透不透在这个古汉语里面，其实这个佛陀哈，佛陀在古汉语里面也是不啊，不透也是不透啊，而不是我们讲讲说啊，佛陀是因为他不是人呢啊，这个佛诶，单人旁是人啊，边上是一个佛，所以他是不是人啊啊，这个就是瞎解哈。这个不通呢，这个古人翻译的时候就是这个佛呢，在古汉语里面就是不。啊，就是骨，所以他佛陀呢，就是骨头，没有什么其他特别的含义，它是音译啊，所以骨头以他的解脱究竟之呢，觉悟一切应知的，所以称为不透。那么，这个跟三么三不透还有点像，三么三不透是倾向于政治抉择，</w:t>
+        <w:t>[00:18:15.980] 阿鲁达罗菩利萨达玛萨拉提的这个功德哈。第八个呢，就是天人导师萨塔台瓦玛路撒那。啊，这个这个萨特呢，就是这个。这个所有的啊，这个德瓦是骗人，马路撒那啊，就是老师。啊，他通过以现世、来世以及圣义地给予适当的教诲，他对被称为老师啊。那。这个天人老师导师呢，只是简说啊，刚才我们提到了，其实佛陀不仅仅教化天和人，他还教化畜生啊，鬼类啊，夜叉啊，好啊，佛陀会根据他的因缘而度化他。所以我们可以随喜赞叹佛陀的这种伟大导师的功德了啊啊，那么第九个是佛陀，佛陀大家就很熟，就是佛陀。</w:t>
+      </w:r>
+    </w:p>
+    <w:p>
+      <w:pPr>
+        <w:ind w:left="170"/>
+        <w:pBdr>
+          <w:left w:val="single" w:sz="18" w:space="4" w:color="1F3864"/>
+        </w:pBdr>
+        <w:shd w:val="clear" w:fill="F2F5FA"/>
+      </w:pPr>
+      <w:r>
+        <w:rPr>
+          <w:b w:val="0"/>
+        </w:rPr>
+        <w:t>[00:19:11.540] 佛陀佛陀在这个古汉语里面，其实这个佛陀哈，佛陀在古汉语里面也是不啊，佛陀也是佛陀啊，而不是我们讲讲说啊，佛陀是因为他不是人呢啊，这个佛诶，单人旁是人啊，边上是一个佛，所以他是不是人啊啊，这个就是瞎解哈。这个不通呢，这个古人翻译的时候就是这个佛呢，在古汉语里面就是不。啊，就是骨，所以他佛陀呢，就是骨头，没有什么其他特别的含义，它是音译啊，所以骨头以他的解脱究竟之呢，觉悟一切应知的，所以称为佛陀。那么，这个跟三么三佛陀还有点像，三么三佛陀是倾向于政治抉择，</w:t>
       </w:r>
     </w:p>
     <w:p>
@@ -5974,7 +6001,7 @@
         <w:rPr>
           <w:b w:val="0"/>
         </w:rPr>
-        <w:t>[00:20:26.420] 最后一个呢，是世尊啊，巴嘎哇。啊，把干湾呢，过去我们古人翻译成博斜吧。那佛伽房其实也是音译了哈，佛伽房如果你用这个闽南话或者客家话来念呢，它也是八嘎哇啊婆就是八啊，这个这个这个钱呢，其实我们本身就讲错了，它就是伽啊yoga yoga瑜伽啊，瑜伽其实它的yo杆啊，就是这个就是就是这个杆的意思啊。所以八个弯呢啊就是过对方的那个破解法，那么用简简化来讲，就是世尊啊。所以，那么它的来源是德之最盛啊，一切有情之最善啊啊，尊敬的导师啊，这个同义词了啊。</w:t>
+        <w:t>[00:20:26.420] 最后一个呢，是世尊啊，巴嘎哇。啊，把干湾呢，过去我们古人翻译成博斜吧。那佛伽房其实也是音译了哈，佛伽房如果你用这个闽南话或者客家话来念呢，它也是八嘎哇啊婆就是八啊，这个这个这个钱呢，其实我们本身就讲错了，它就是伽啊yoga yoga瑜伽啊，瑜伽其实它的yo杆啊，就是这个就是就是这个杆的意思啊。所以 bhagavā 呢啊就是过对方的那个破解法，那么用简简化来讲，就是世尊啊。所以，那么它的来源是德之最盛啊，一切有情之最善啊啊，尊敬的导师啊，这个同义词了啊。</w:t>
       </w:r>
     </w:p>
     <w:p>
@@ -6034,7 +6061,7 @@
         <w:rPr>
           <w:b w:val="0"/>
         </w:rPr>
-        <w:t>[00:22:20.820] 那简单来讲呢，我们这十种佛陀的功德名号，如果你想具足祥瑞啊，有希望就每天都很吉祥，那你就多修八嘎娃的这样的功德。那如果你想尽快的解脱或者说呢，希望你每天啊在面对各种烦恼的时候都能在烦恼中解脱出来。我们就要多意念阿拉汉的功德好。如果你未来呢想成就佛果好，这个希望呢，这个能够早日自觉觉他啊，那我们就可以这个这个啊，随意念这个三八三不透或者不透啊，这样的功德啊。那如果你在日常生活中觉得福报和智慧不够啊，那可以多意念明行足啊，</w:t>
+        <w:t>[00:22:20.820] 那简单来讲呢，我们这十种佛陀的功德名号，如果你想具足祥瑞啊，有希望就每天都很吉祥，那你就多修八嘎娃的这样的功德。那如果你想尽快的解脱或者说呢，希望你每天啊在面对各种烦恼的时候都能在烦恼中解脱出来。我们就要多意念阿拉汉的功德好。如果你未来呢想成就佛果好，这个希望呢，这个能够早日自觉觉他啊，那我们就可以这个这个啊，随意念这个三八三佛陀或者佛陀啊，这样的功德啊。那如果你在日常生活中觉得福报和智慧不够啊，那可以多意念明行足啊，</w:t>
       </w:r>
     </w:p>
     <w:p>
@@ -6865,7 +6892,19 @@
         <w:rPr>
           <w:b/>
         </w:rPr>
-        <w:t>注：本转写「阿拉汉…世尊」层位念诵多有同音讹字（如「甚至抉择」＝正自觉者、「时间点」＝世间解、「调与丈夫」＝调御丈夫、「八个弯」＝ bhagavā 等），照录保留原文，主持人朗读时可直接念中文十号、跳过讹字括注，不逐字抠。</w:t>
+        <w:t>注：本转写「阿拉汉…世尊」层位念诵多有同音讹字（如「甚至抉择」＝正自觉者、「时间点」＝世间解、「调与丈夫」＝调御丈夫、「八个弯」＝ bhagavā 等）——</w:t>
+      </w:r>
+      <w:r>
+        <w:rPr>
+          <w:b w:val="0"/>
+        </w:rPr>
+        <w:t>第三轮·统一校订已在正文将上述讹字改直用正字</w:t>
+      </w:r>
+      <w:r>
+        <w:rPr>
+          <w:b/>
+        </w:rPr>
+        <w:t>，主持人朗读时可直接念中文十号，不逐字抠。</w:t>
       </w:r>
       <w:r>
         <w:rPr>
@@ -6901,7 +6940,7 @@
         <w:rPr>
           <w:b w:val="0"/>
         </w:rPr>
-        <w:t>[00:00:00.100] 呃，今天呢，我们学一个啊红旗面剑法哦，这个第一天可能大家就看到这一张图这个。啊，呃。这种活书面的复习方式呢？呃，在经典里面并没有记载啊。但是呢，他在。呃，西凉茶缅甸这个就是广泛的流传啊，而且是啊，很早很早就流传这样的一个方式，呃。我们今天讲到了就是。</w:t>
+        <w:t>[00:00:00.100] 呃，今天呢，我们学一个啊佛随念哦，这个第一天可能大家就看到这一张图这个。啊，呃。这种佛随念的复习方式呢？呃，在经典里面并没有记载啊。但是呢，他在。呃，斯里兰卡、缅甸这个就是广泛的流传啊，而且是啊，很早很早就流传这样的一个方式，呃。我们今天讲到了就是。</w:t>
       </w:r>
     </w:p>
     <w:p>
@@ -6976,7 +7015,7 @@
         <w:rPr>
           <w:b w:val="0"/>
         </w:rPr>
-        <w:t>[00:03:25.265] 来来学习阿毗达摩就知道恶趣的众生啊，他跟那个结生心啊，都是一种啊，很小的一个心，叫做舍去啊，推多心。只有十个星座啊。所以那么里面它既没有无常无嗔啊，它也没有炼定鬼啊，它也没有贵根啊等等，所以它就是这个这个。他是活在那个世界上，如果是啊，想对某一个人这个。这个有伤害心的时候，他完全是他那个执念，就他只有他那个执念所，你很难跟他说你不到这个执念。这是个执念，对。啊，所以这个这个。他的智力非常的低下啊，他的这个反应能力很多，对大部分的这个二级这种人讲。</w:t>
+        <w:t>[00:03:25.265] 来来学习阿毗达摩就知道恶趣的众生啊，他跟那个结生心啊，都是一种啊，很小的一个心，叫做舍去啊，推度心。只有十个星座啊。所以那么里面它既没有无常无嗔啊，它也没有炼定鬼啊，它也没有贵根啊等等，所以它就是这个这个。他是活在那个世界上，如果是啊，想对某一个人这个。这个有伤害心的时候，他完全是他那个执念，就他只有他那个执念所，你很难跟他说你不到这个执念。这是个执念，对。啊，所以这个这个。他的智力非常的低下啊，他的这个反应能力很多，对大部分的这个二级这种人讲。</w:t>
       </w:r>
     </w:p>
     <w:p>
@@ -7081,7 +7120,7 @@
         <w:rPr>
           <w:b w:val="0"/>
         </w:rPr>
-        <w:t>[00:07:52.480] 三班呢，加拿大，加拿大就是行啊，三班都是具足啊，所以叫VS好，然后下面有一个单独的S呢，就叫苏百多啊，数百多就是上至。啊，然后L是啊是时间节啊，AP呢是那个不是大小一大，我是把它合起来大蛋糕一上，然后天然导师呢就SBM啊，就写成SBM撒马路撒。啊，那这个是SPM啊，人天导师或者天人导师，然后骨头啊，骨头就是这个这个这个他就单独一个啊DH啊。BH是八个弯啊那不透是B啊啊给它这个标是样标。啊，</w:t>
+        <w:t>[00:07:52.480] 三班呢，加拿大，加拿大就是行啊，三班都是具足啊，所以叫VS好，然后下面有一个单独的S呢，就叫苏百多啊，数百多就是上至。啊，然后L是啊是世间解啊，AP呢是那个不是大小一大，我是把它合起来大蛋糕一上，然后天然导师呢就SBM啊，就写成SBM撒马路撒。啊，那这个是SPM啊，人天导师或者天人导师，然后骨头啊，骨头就是这个这个这个他就单独一个啊DH啊。BH是bhagavā啊那佛陀是B啊啊给它这个标是样标。啊，</w:t>
       </w:r>
     </w:p>
     <w:p>
@@ -7141,7 +7180,7 @@
         <w:rPr>
           <w:b w:val="0"/>
         </w:rPr>
-        <w:t>[00:10:13.235] 不要非常的精准啊。诶，首先是把功德名号能够记住，能够念出来啊，这第一个位置是阿拉汉在哪个地方大概。然后下来差不多就是眼睛这一条线啊，然后这个差不多在眼球中间的马拉哈啊，它是从左边变过来，然后再到中间再返回去，这样呢啊，阿拉哈大概的眼球这个地方，然后到这个这个中间的位置就有三了三不动或者阿拉哈甚至抉择啊，那反过来。甚至觉得啊啊哦。然后，</w:t>
+        <w:t>[00:10:13.235] 不要非常的精准啊。诶，首先是把功德名号能够记住，能够念出来啊，这第一个位置是阿拉汉在哪个地方大概。然后下来差不多就是眼睛这一条线啊，然后这个差不多在眼球中间的马拉哈啊，它是从左边变过来，然后再到中间再返回去，这样呢啊，阿拉哈大概的眼球这个地方，然后到这个这个中间的位置就有三了三不动或者阿拉哈正自觉者啊，那反过来。正自觉者啊啊哦。然后，</w:t>
       </w:r>
     </w:p>
     <w:p>
@@ -7186,37 +7225,37 @@
         <w:rPr>
           <w:b w:val="0"/>
         </w:rPr>
-        <w:t>[00:11:44.140] That不也是答案？好，那个第第四层呢，下来第五层，呃，这个锁骨这个位置啊。啊，锁骨过来三分之一左右了啊，就差不多这样的，写的下来下来写的下来，伸出锁骨过来一点。啊，阿拉哈。甚至抉择明心具足，上次之间点刚好在建筑这个位置上，就是这个嗓子窝、嗓子哑这个地方啊。啊，我们说的多啊，我去时间点。好翻过来时间点，但是。明行具足。甚至觉得发。嗯。好，那么再往下一层，第六层呢，就是差不多错开一点点就可以大致了，不一定非常的准确。以后你熟悉完了就会越来越轻松和越来越准确啊。</w:t>
-      </w:r>
-    </w:p>
-    <w:p>
-      <w:pPr>
-        <w:ind w:left="170"/>
-        <w:pBdr>
-          <w:left w:val="single" w:sz="18" w:space="4" w:color="1F3864"/>
-        </w:pBdr>
-        <w:shd w:val="clear" w:fill="F2F5FA"/>
-      </w:pPr>
-      <w:r>
-        <w:rPr>
-          <w:b w:val="0"/>
-        </w:rPr>
-        <w:t>[00:12:36.660] 啊，阿安甚至抉者明行，具足。但是，时间点不上子调与丈夫啊，得到了中间的位置，然后再反过来不上调与丈夫啊时间点。但是。离行具足。政治决定答案。好，</w:t>
-      </w:r>
-    </w:p>
-    <w:p>
-      <w:pPr>
-        <w:ind w:left="170"/>
-        <w:pBdr>
-          <w:left w:val="single" w:sz="18" w:space="4" w:color="1F3864"/>
-        </w:pBdr>
-        <w:shd w:val="clear" w:fill="F2F5FA"/>
-      </w:pPr>
-      <w:r>
-        <w:rPr>
-          <w:b w:val="0"/>
-        </w:rPr>
-        <w:t>[00:13:02.940] 再往下一层。啊哈。政治学者明行具足。但是。指尖节。无上道于丈夫，天人导师啊。啊是天然大师。湖上的岛屿障碍多吗？是经典。但是。离行具足政治抉者。啊啊啊。啊，还有两神啊，第八阿拉汉。大概什么时候在这个。痰多的位置有中啊，乳乳头的位置啊，把它。甚至抉择。平行地图。但是时间点。不善调理。丈夫天人导师。</w:t>
+        <w:t>[00:11:44.140] That不也是答案？好，那个第第四层呢，下来第五层，呃，这个锁骨这个位置啊。啊，锁骨过来三分之一左右了啊，就差不多这样的，写的下来下来写的下来，伸出锁骨过来一点。啊，阿拉哈。正自觉者明心具足，上次之间点刚好在建筑这个位置上，就是这个嗓子窝、嗓子哑这个地方啊。啊，我们说的多啊，我去世间解。好翻过来世间解，但是。明行具足。正自觉者发。嗯。好，那么再往下一层，第六层呢，就是差不多错开一点点就可以大致了，不一定非常的准确。以后你熟悉完了就会越来越轻松和越来越准确啊。</w:t>
+      </w:r>
+    </w:p>
+    <w:p>
+      <w:pPr>
+        <w:ind w:left="170"/>
+        <w:pBdr>
+          <w:left w:val="single" w:sz="18" w:space="4" w:color="1F3864"/>
+        </w:pBdr>
+        <w:shd w:val="clear" w:fill="F2F5FA"/>
+      </w:pPr>
+      <w:r>
+        <w:rPr>
+          <w:b w:val="0"/>
+        </w:rPr>
+        <w:t>[00:12:36.660] 啊，阿安正自觉者明行，具足。但是，世间解不上子调御丈夫啊，得到了中间的位置，然后再反过来不上调御丈夫啊世间解。但是。离行具足。政治决定答案。好，</w:t>
+      </w:r>
+    </w:p>
+    <w:p>
+      <w:pPr>
+        <w:ind w:left="170"/>
+        <w:pBdr>
+          <w:left w:val="single" w:sz="18" w:space="4" w:color="1F3864"/>
+        </w:pBdr>
+        <w:shd w:val="clear" w:fill="F2F5FA"/>
+      </w:pPr>
+      <w:r>
+        <w:rPr>
+          <w:b w:val="0"/>
+        </w:rPr>
+        <w:t>[00:13:02.940] 再往下一层。啊哈。正自觉者明行具足。但是。世间解。无上调御丈夫，天人导师啊。啊是天然大师。湖上的岛屿障碍多吗？是经典。但是。离行具足正自觉者。啊啊啊。啊，还有两神啊，第八阿拉汉。大概什么时候在这个。痰多的位置有中啊，乳乳头的位置啊，把它。正自觉者。平行地图。但是世间解。不善调理。丈夫天人导师。</w:t>
       </w:r>
     </w:p>
     <w:p>
@@ -7291,7 +7330,7 @@
         <w:rPr>
           <w:b w:val="0"/>
         </w:rPr>
-        <w:t>[00:16:07.980] 开始学习了。明心具足展示。啊，说来上去。微信。直接。阿拉哈这个右边的嘴角就他们大概。有些大家很多人在练习的时候会偏表面情况，就是有些人喜欢竖着剪，有说喜欢剪那个金字塔一样的，都是可没所谓的，就是就看你的这种啊，这个这空间几何的能力了啊。啊，然后再往下就是锁骨三分之一左右的位置，把它按。但是抉择啊。明清玉足。但是。啊，时间节啊，差不多快到建秋，三亚啊的不变。反过来。时间紧。凡是明心具足。本是学者阿拉汉。</w:t>
+        <w:t>[00:16:07.980] 开始学习了。明心具足展示。啊，说来上去。微信。直接。阿拉哈这个右边的嘴角就他们大概。有些大家很多人在练习的时候会偏表面情况，就是有些人喜欢竖着剪，有说喜欢剪那个金字塔一样的，都是可没所谓的，就是就看你的这种啊，这个这空间几何的能力了啊。啊，然后再往下就是锁骨三分之一左右的位置，把它按。但是抉择啊。明清玉足。但是。啊，世间解啊，差不多快到建秋，三亚啊的不变。反过来。世间解。凡是明心具足。本是学者阿拉汉。</w:t>
       </w:r>
     </w:p>
     <w:p>
@@ -7321,7 +7360,7 @@
         <w:rPr>
           <w:b w:val="0"/>
         </w:rPr>
-        <w:t>[00:17:47.300] 第七啊。我拍一个给你评论。阿拉汉奉自觉者。明行具足。但是。时间紧。无上调御大夫。天人大师。反过来点点导师。我想找一下我们。时间紧了。但是。菱形雨读。本人组的抉择。啊哈。The action.甚至抉择。八成阿拉哈。中子学者。明天最足。但是。紫鹃帖，嗯。不善调理。丈夫。</w:t>
+        <w:t>[00:17:47.300] 第七啊。我拍一个给你评论。阿拉汉奉自觉者。明行具足。但是。世间解。无上调御丈夫。天人大师。反过来点点导师。我想找一下我们。世间解了。但是。菱形雨读。本人组的抉择。啊哈。The action.正自觉者。八成阿拉哈。中子学者。明天最足。但是。紫鹃帖，嗯。不善调理。丈夫。</w:t>
       </w:r>
     </w:p>
     <w:p>
@@ -7366,7 +7405,7 @@
         <w:rPr>
           <w:b w:val="0"/>
         </w:rPr>
-        <w:t>[00:25:54.880] 啊，带他在一边，然后下再转入一个复期，你看他心有可能定下来哦。啊，既然做好。回到现在的位置，用。你是说啊，我要休息一下，然后是一点健他。在新来到那个习惯的位置，习惯那个。那个时候，你的心愿意在前面，在前面，愿意在后面。后面愿意深入到身体的中间，看身体的中间。</w:t>
+        <w:t>[00:25:54.880] 啊，带他在一边，然后下再转入一个入出息，你看他心有可能定下来哦。啊，既然做好。回到现在的位置，用。你是说啊，我要休息一下，然后是一点健他。在新来到那个习惯的位置，习惯那个。那个时候，你的心愿意在前面，在前面，愿意在后面。后面愿意深入到身体的中间，看身体的中间。</w:t>
       </w:r>
     </w:p>
     <w:p>
@@ -7396,7 +7435,7 @@
         <w:rPr>
           <w:b w:val="0"/>
         </w:rPr>
-        <w:t>[00:28:07.340] 展示。时间节。我们时间紧。战士。明行具足。啊哈。返回路程。哈哈哈。这是学者。明星，比如。上海市。就是电。不善大于者。反过来。防御产，嗯。这天体。展示。明行具足。本是学者。等巴拉哈。启程啊，啊。全是抉子。聆听宇宙。展示。时间点。不善法下思给人而之。And after.树上哪有哪些。是天气。展示。菱形与足等是学个。哈哈哈。第八站。哈哈哈。是谁做的？菱形与足。展示。就是这样，就。无上早已掌。</w:t>
+        <w:t>[00:28:07.340] 展示。世间解。我们世间解。战士。明行具足。啊哈。返回路程。哈哈哈。这是学者。明星，比如。上海市。就是电。不善大于者。反过来。防御产，嗯。这天体。展示。明行具足。本是学者。等巴拉哈。启程啊，啊。全是抉子。聆听宇宙。展示。世间解。不善法下思给人而之。And after.树上哪有哪些。是天气。展示。菱形与足等是学个。哈哈哈。第八站。哈哈哈。是谁做的？菱形与足。展示。就是这样，就。无上早已掌。</w:t>
       </w:r>
     </w:p>
     <w:p>
@@ -7426,7 +7465,7 @@
         <w:rPr>
           <w:b w:val="0"/>
         </w:rPr>
-        <w:t>[00:30:04.060] 最后一层。啊啊。感知垂直。明显不作为。但是动物。时间去。我想查，我想说。天人法师。佛陀。尺寸。指针。好好。是的。包括。天人大师。不上防御战。时间紧。战士。明星居住。政治抉择。啊，好。会回去慢慢的更新。</w:t>
+        <w:t>[00:30:04.060] 最后一层。啊啊。感知垂直。明显不作为。但是动物。时间去。我想查，我想说。天人法师。佛陀。尺寸。指针。好好。是的。包括。天人大师。不上防御战。世间解。战士。明星居住。政治抉择。啊，好。会回去慢慢的更新。</w:t>
       </w:r>
     </w:p>
     <w:p>
@@ -10734,12 +10773,18 @@
         </w:rPr>
         <w:t>（自知识库媒体导出后 pymupdf 渲染，供投屏或板书对照）；每页标注源材料与页码。《共读原文》文字一字未改。</w:t>
       </w:r>
-    </w:p>
-    <w:p>
       <w:r>
         <w:rPr>
           <w:b/>
         </w:rPr>
+        <w:t>（本册图形页已按第三轮指令收敛为 ≤10 页〔拼版总图＋图形页合计〕，取各源材料代表性图形页；完整图形页清单见源 PDF。）</w:t>
+      </w:r>
+    </w:p>
+    <w:p>
+      <w:r>
+        <w:rPr>
+          <w:b/>
+        </w:rPr>
         <w:t>拼版总图（整册缩略·目视定位用）</w:t>
       </w:r>
     </w:p>
@@ -10751,7 +10796,7 @@
         <w:rPr>
           <w:b w:val="0"/>
         </w:rPr>
-        <w:t>《16_佛随念-天人导师-古源尊者-20250120（课件）》：![拼版总图·《16_佛随念-天人导师-古源尊者-20250120（课件）》](课件原图/拼版_7220647b.png)</w:t>
+        <w:t>《16_佛随念-天人导师-古源尊者-20250120（课件）》：![拼版总图·《16_佛随念-天人导师-古源尊者-20250120（课件）》](课件原图/拼版_7220647b.jpg)</w:t>
       </w:r>
     </w:p>
     <w:p>
@@ -10770,7 +10815,7 @@
         <w:rPr>
           <w:b w:val="0"/>
         </w:rPr>
-        <w:t>《16_佛随念-天人导师-古源尊者-20250120（课件）》第3页（结构图·「天人师 satthā devamanussānam」巴利语义结构）：![课件原图·《16_佛随念-天人导师-古源尊者-20250120（课件）》·第3页](课件原图/课件原图_7220647b_p03.png)</w:t>
+        <w:t>《16_佛随念-天人导师-古源尊者-20250120（课件）》第3页（结构图·「天人师 satthā devamanussānam」巴利语义结构）：![课件原图·《16_佛随念-天人导师-古源尊者-20250120（课件）》·第3页](课件原图/课件原图_7220647b_p03.jpg)</w:t>
       </w:r>
     </w:p>
     <w:sectPr>

--- a/交付成果/第三轮修订版/第三轮4周版/读书会25_随念修习全系列（七随念与食厌想）_4周资料包（第三版修订）/Word版/第1周_总论与佛随念_主持人版.docx
+++ b/交付成果/第三轮修订版/第三轮4周版/读书会25_随念修习全系列（七随念与食厌想）_4周资料包（第三版修订）/Word版/第1周_总论与佛随念_主持人版.docx
@@ -3044,22 +3044,22 @@
         <w:rPr>
           <w:b w:val="0"/>
         </w:rPr>
-        <w:t>[00:59:35.970] 比如空无边处呢，是在电场的市场的基础上，注意这个色呢被去除，就色法被去除。比如说，你去修的是黄边，黄边是一种颜色啊，所以那么你去除那个那个色，然后留下来一个灰色的。虚空啊，它跟个限定虚空片还不同。限定虚空片呢，其实我们只是看不到里面，但是它里面有色法，有空气啊，有各种各样对吧？哦，空气还很多内容，但是呢，那个空无边处呢，就是完全没有物质现象啊，完全没有这种这种色法啊，清空了，这叫空无点处啊。</w:t>
-      </w:r>
-    </w:p>
-    <w:p>
-      <w:pPr>
-        <w:ind w:left="170"/>
-        <w:pBdr>
-          <w:left w:val="single" w:sz="18" w:space="4" w:color="1F3864"/>
-        </w:pBdr>
-        <w:shd w:val="clear" w:fill="F2F5FA"/>
-      </w:pPr>
-      <w:r>
-        <w:rPr>
-          <w:b w:val="0"/>
-        </w:rPr>
-        <w:t>[01:00:22.310] 它的所缘呢，是在市场的基础上，去除了色法的那个虚那种那种虚空啊，那种空那种真空，取它为所缘，</w:t>
+        <w:t>[00:59:35.970] 比如空无边处呢，是在电场的禅那的基础上，注意这个色呢被去除，就色法被去除。比如说，你去修的是黄边，黄边是一种颜色啊，所以那么你去除那个那个色，然后留下来一个灰色的。虚空啊，它跟个限定虚空片还不同。限定虚空片呢，其实我们只是看不到里面，但是它里面有色法，有空气啊，有各种各样对吧？哦，空气还很多内容，但是呢，那个空无边处呢，就是完全没有物质现象啊，完全没有这种这种色法啊，清空了，这叫空无点处啊。</w:t>
+      </w:r>
+    </w:p>
+    <w:p>
+      <w:pPr>
+        <w:ind w:left="170"/>
+        <w:pBdr>
+          <w:left w:val="single" w:sz="18" w:space="4" w:color="1F3864"/>
+        </w:pBdr>
+        <w:shd w:val="clear" w:fill="F2F5FA"/>
+      </w:pPr>
+      <w:r>
+        <w:rPr>
+          <w:b w:val="0"/>
+        </w:rPr>
+        <w:t>[01:00:22.310] 它的所缘呢，是在禅那的基础上，去除了色法的那个虚那种那种虚空啊，那种空那种真空，取它为所缘，</w:t>
       </w:r>
     </w:p>
     <w:p>
@@ -3519,7 +3519,7 @@
         <w:rPr>
           <w:b w:val="0"/>
         </w:rPr>
-        <w:t>[00:51:04.220] 所以那么入住行呢，一边的角度上来讲，它适合所有人，为什么呢？因为每个人都有入住行，只要你没挣的市场，你没有死，你都有入住行啊，然后非常的方便，非常的容易，因为它一直都在。啊，都不需要特别的去取它哦。</w:t>
+        <w:t>[00:51:04.220] 所以那么入住行呢，一边的角度上来讲，它适合所有人，为什么呢？因为每个人都有入住行，只要你没挣的禅那，你没有死，你都有入住行啊，然后非常的方便，非常的容易，因为它一直都在。啊，都不需要特别的去取它哦。</w:t>
       </w:r>
     </w:p>
     <w:p>
@@ -5455,7 +5455,7 @@
         <w:rPr>
           <w:b w:val="0"/>
         </w:rPr>
-        <w:t>[00:03:35.060] 如果大家有呃念过拜过三十五佛忏的人知道，这南无破学法如来应供正遍知啊，明行足善是世间解无上事调御善佛陀世尊。</w:t>
+        <w:t>[00:03:35.060] 如果大家有呃念过拜过三十五佛忏的人知道，这那摩破学法如来应供正遍知啊，明行足、善逝、世间解、无上士、调御丈夫、佛、世尊。</w:t>
       </w:r>
     </w:p>
     <w:p>
@@ -5710,7 +5710,7 @@
         <w:rPr>
           <w:b w:val="0"/>
         </w:rPr>
-        <w:t>[00:11:04.020] 那这个世间呢啊，这个有三种世间哦，一个是行世间，一个是有情世间，一个是空间世间。那这个行世间是什么呢？啊，这个行世间呢，就是啊，佛陀呢有分成十八类啊，就是说一世间是什么，一切有情一时而住。我们昨天讲到了第二个世间是名色啊，这个世间是名色组成的。第三个世间呢，有三种受啊，就是乐受苦受不苦不乐收。第四种世间呢，叫四食。我们昨天讲到黄食啊，或者叫断食促食施食食食啊。</w:t>
+        <w:t>[00:11:04.020] 那这个世间呢啊，这个有三种世间哦，一个是行世间，一个是有情世间，一个是空间世间。那这个行世间是什么呢？啊，这个行世间呢，就是啊，佛陀呢有分成十八类啊，就是说一世间是什么，一切有情一时而住。我们昨天讲到了第二个世间是名色啊，这个世间是名色组成的。第三个世间呢，有三种受啊，就是乐受苦受不苦不乐收。第四种世间呢，叫四食。我们昨天讲到段食啊，或者叫触食思食识食啊。</w:t>
       </w:r>
     </w:p>
     <w:p>

--- a/交付成果/第三轮修订版/第三轮4周版/读书会25_随念修习全系列（七随念与食厌想）_4周资料包（第三版修订）/Word版/第1周_总论与佛随念_主持人版.docx
+++ b/交付成果/第三轮修订版/第三轮4周版/读书会25_随念修习全系列（七随念与食厌想）_4周资料包（第三版修订）/Word版/第1周_总论与佛随念_主持人版.docx
@@ -1775,7 +1775,7 @@
         <w:rPr>
           <w:b w:val="0"/>
         </w:rPr>
-        <w:t>[00:26:30.570] 十随念啊。他就取得了三个十三个十个，然后两个四。四梵住四无色界啊四无色，然后两个想一想一差别。</w:t>
+        <w:t>[00:26:30.570] 十随念啊。他就取了三个十、两个四，然后「一想」「一分别」。</w:t>
       </w:r>
     </w:p>
     <w:p>
@@ -1839,7 +1839,7 @@
         <w:rPr>
           <w:b w:val="0"/>
         </w:rPr>
-        <w:t>[00:26:46.540] 十个遍呢，就地水火风青黄红白，光明变，性变，虚空变。嗯。</w:t>
+        <w:t>[00:26:46.540] 十个遍呢，就地水火风青黄红白、光明遍、虚空遍。嗯。</w:t>
       </w:r>
     </w:p>
     <w:p>
@@ -1944,22 +1944,22 @@
         <w:rPr>
           <w:b w:val="0"/>
         </w:rPr>
-        <w:t>[00:30:50.060] 那么这九种变禅呢，都可以证得啊，大定啊，现定虚空变呢啊，它是啊，在天上无云的时候啊，你可以拿一个空间的东西看天上啊，就那个空间是被限定的啊，然后所以它空空空啊，如果得去证得。限定虚空变现定虚空变呢不去啊，正四种无色界禅，因为它容易跟对于初学来讲，它容易跟这个啊，空无边处混起来对啊，所以大部分情况下呢，限定之空变作用不大，所以大部分人就不怎么很认真去练习它。第十种变场。</w:t>
-      </w:r>
-    </w:p>
-    <w:p>
-      <w:pPr>
-        <w:ind w:left="170"/>
-        <w:pBdr>
-          <w:left w:val="single" w:sz="18" w:space="4" w:color="1F3864"/>
-        </w:pBdr>
-        <w:shd w:val="clear" w:fill="F2F5FA"/>
-      </w:pPr>
-      <w:r>
-        <w:rPr>
-          <w:b w:val="0"/>
-        </w:rPr>
-        <w:t>[00:31:41.260] 啊，十种不净呢，主要指指坟场观啊，就是啊，这个尸体从清于相啊，膨胀相啊，龙浪相断坏相时常相散乱相啊，这个展其离散相好，这个血徒相重聚相啊，骸骨相就是尸体腐烂的这个十个过程啊，去专注它的不净啊，和可厌，每一个相都能够证得出藏。嗯，但是他不能够更深入啊，</w:t>
+        <w:t>[00:30:50.060] 那么这九种变禅呢，都可以证得啊，大定啊，现定虚空变呢啊，它是啊，在天上无云的时候啊，你可以拿一个空间的东西看天上啊，就那个空间是被限定的啊，然后所以它空空空啊，如果得去证得。以限定虚空遍不能证得四种无色界禅，因为它容易跟对于初学来讲，它容易跟这个啊，空无边处混起来对啊，所以大部分情况下呢，限定之空变作用不大，所以大部分人就不怎么很认真去练习它。第十种变场。</w:t>
+      </w:r>
+    </w:p>
+    <w:p>
+      <w:pPr>
+        <w:ind w:left="170"/>
+        <w:pBdr>
+          <w:left w:val="single" w:sz="18" w:space="4" w:color="1F3864"/>
+        </w:pBdr>
+        <w:shd w:val="clear" w:fill="F2F5FA"/>
+      </w:pPr>
+      <w:r>
+        <w:rPr>
+          <w:b w:val="0"/>
+        </w:rPr>
+        <w:t>[00:31:41.260] 啊，十种不净呢，主要指指坟场观啊，就是啊，这个尸体从青瘀相、膨胀相、脓烂相、断坏相、食残相、散乱相啊，这个展其离散相好，这个血徒相重聚相啊，骸骨相就是尸体腐烂的这个十个过程啊，去专注它的不净啊，和可厌，每一个相都能够证得出藏。嗯，但是他不能够更深入啊，</w:t>
       </w:r>
     </w:p>
     <w:p>
@@ -2047,7 +2047,7 @@
         <w:rPr>
           <w:b w:val="0"/>
         </w:rPr>
-        <w:t>[00:32:15.540] 十种随念啊，我们学的佛随念、佛随念还有法随念、身随念、戒随念、舍随念、天随念、死随念和即子随念。死随念我们也学习过了，那法随念跟身随念呢，跟佛随念的修法呢很类似啊。所有的随念呢，它的一个特点就随随的呃，随的意思是数数就一直重复的啊，你重复的意念分开一下，嗯，重复的意念，它的这个这个啊，它的特点或者它的功德啊。啊或者这个对他那种状态的赞叹。啊，那佛随念从十个功德名号里面取它的相应功德来修啊，法随念呢，有五种功德啊，</w:t>
+        <w:t>[00:32:15.540] 十种随念啊，佛随念、法随念、僧随念、戒随念、舍随念、天随念、死随念、身至念、入出息念、寂止随念。死随念我们也学习过了，那法随念跟身随念呢，跟佛随念的修法呢很类似啊。所有的随念呢，它的一个特点就随随的呃，随的意思是数数就一直重复的啊，你重复的意念分开一下，嗯，重复的意念，它的这个这个啊，它的特点或者它的功德啊。啊或者这个对他那种状态的赞叹。啊，那佛随念从十个功德名号里面取它的相应功德来修啊，法随念呢，有五种功德啊，</w:t>
       </w:r>
     </w:p>
     <w:p>
